--- a/backend/docs/AGRICAM_IA_Guide_Utilisateur.docx
+++ b/backend/docs/AGRICAM_IA_Guide_Utilisateur.docx
@@ -2,9 +2,46 @@
 <file path=word/document.xml><?xml version="1.0" encoding="utf-8"?>
 <w:document xmlns:wpc="http://schemas.microsoft.com/office/word/2010/wordprocessingCanvas" xmlns:mo="http://schemas.microsoft.com/office/mac/office/2008/main" xmlns:mc="http://schemas.openxmlformats.org/markup-compatibility/2006" xmlns:mv="urn:schemas-microsoft-com:mac:vml" xmlns:o="urn:schemas-microsoft-com:office:office" xmlns:r="http://schemas.openxmlformats.org/officeDocument/2006/relationships" xmlns:m="http://schemas.openxmlformats.org/officeDocument/2006/math" xmlns:v="urn:schemas-microsoft-com:vml" xmlns:wp14="http://schemas.microsoft.com/office/word/2010/wordprocessingDrawing" xmlns:wp="http://schemas.openxmlformats.org/drawingml/2006/wordprocessingDrawing" xmlns:w10="urn:schemas-microsoft-com:office:word" xmlns:w="http://schemas.openxmlformats.org/wordprocessingml/2006/main" xmlns:w14="http://schemas.microsoft.com/office/word/2010/wordml" xmlns:wpg="http://schemas.microsoft.com/office/word/2010/wordprocessingGroup" xmlns:wpi="http://schemas.microsoft.com/office/word/2010/wordprocessingInk" xmlns:wne="http://schemas.microsoft.com/office/word/2006/wordml" xmlns:wps="http://schemas.microsoft.com/office/word/2010/wordprocessingShape" mc:Ignorable="w14 wp14">
   <w:body>
-    <w:p/>
-    <w:p/>
-    <w:p/>
+    <w:p>
+      <w:pPr>
+        <w:jc w:val="center"/>
+      </w:pPr>
+      <w:r>
+        <w:rPr>
+          <w:sz w:val="80"/>
+        </w:rPr>
+        <w:br/>
+        <w:br/>
+        <w:br/>
+      </w:r>
+    </w:p>
+    <w:p>
+      <w:pPr>
+        <w:spacing w:after="80"/>
+        <w:jc w:val="center"/>
+      </w:pPr>
+      <w:r>
+        <w:rPr>
+          <w:rFonts w:ascii="Calibri" w:hAnsi="Calibri"/>
+          <w:b/>
+          <w:color w:val="64748B"/>
+          <w:sz w:val="28"/>
+        </w:rPr>
+        <w:t>AFRICAN AI SOLUTIONS</w:t>
+      </w:r>
+    </w:p>
+    <w:p>
+      <w:pPr>
+        <w:jc w:val="center"/>
+      </w:pPr>
+      <w:r>
+        <w:rPr>
+          <w:color w:val="10B981"/>
+          <w:sz w:val="24"/>
+        </w:rPr>
+        <w:t>____________________________________________________________</w:t>
+      </w:r>
+    </w:p>
     <w:p/>
     <w:p/>
     <w:p/>
@@ -14,21 +51,39 @@
       </w:pPr>
       <w:r>
         <w:rPr>
+          <w:rFonts w:ascii="Calibri" w:hAnsi="Calibri"/>
           <w:b/>
-          <w:color w:val="10B981"/>
-          <w:sz w:val="56"/>
+          <w:color w:val="0F172A"/>
+          <w:sz w:val="84"/>
         </w:rPr>
         <w:t>AGRICAM IA</w:t>
       </w:r>
     </w:p>
     <w:p>
       <w:pPr>
+        <w:spacing w:after="240"/>
         <w:jc w:val="center"/>
       </w:pPr>
       <w:r>
         <w:rPr>
-          <w:color w:val="64748B"/>
-          <w:sz w:val="28"/>
+          <w:b/>
+          <w:color w:val="10B981"/>
+          <w:sz w:val="36"/>
+        </w:rPr>
+        <w:t>____________________</w:t>
+      </w:r>
+    </w:p>
+    <w:p>
+      <w:pPr>
+        <w:spacing w:after="160"/>
+        <w:jc w:val="center"/>
+      </w:pPr>
+      <w:r>
+        <w:rPr>
+          <w:rFonts w:ascii="Calibri" w:hAnsi="Calibri"/>
+          <w:b/>
+          <w:color w:val="10B981"/>
+          <w:sz w:val="48"/>
         </w:rPr>
         <w:t>Guide Utilisateur</w:t>
       </w:r>
@@ -39,15 +94,361 @@
       </w:pPr>
       <w:r>
         <w:rPr>
-          <w:color w:val="94A3B8"/>
-          <w:sz w:val="20"/>
+          <w:rFonts w:ascii="Calibri" w:hAnsi="Calibri"/>
+          <w:color w:val="64748B"/>
+          <w:sz w:val="26"/>
         </w:rPr>
-        <w:br/>
-        <w:t>Developpe par: Barra Martial Aristide</w:t>
-        <w:br/>
-        <w:t>African AI Solutions</w:t>
-        <w:br/>
-        <w:t>25/03/2026</w:t>
+        <w:t>Manuel d'utilisation complet de la plateforme</w:t>
+      </w:r>
+    </w:p>
+    <w:p/>
+    <w:p/>
+    <w:p/>
+    <w:p/>
+    <w:tbl>
+      <w:tblPr>
+        <w:tblW w:type="auto" w:w="0"/>
+        <w:jc w:val="center"/>
+        <w:tblLook w:firstColumn="1" w:firstRow="1" w:lastColumn="0" w:lastRow="0" w:noHBand="0" w:noVBand="1" w:val="04A0"/>
+      </w:tblPr>
+      <w:tblGrid>
+        <w:gridCol w:w="4703"/>
+        <w:gridCol w:w="4703"/>
+      </w:tblGrid>
+      <w:tr>
+        <w:tc>
+          <w:tcPr>
+            <w:tcW w:type="dxa" w:w="4703"/>
+          </w:tcPr>
+          <w:p>
+            <w:r>
+              <w:rPr>
+                <w:b/>
+                <w:color w:val="0F172A"/>
+                <w:sz w:val="20"/>
+              </w:rPr>
+              <w:t>Version</w:t>
+            </w:r>
+          </w:p>
+        </w:tc>
+        <w:tc>
+          <w:tcPr>
+            <w:tcW w:type="dxa" w:w="4703"/>
+          </w:tcPr>
+          <w:p>
+            <w:r>
+              <w:rPr>
+                <w:color w:val="64748B"/>
+                <w:sz w:val="20"/>
+              </w:rPr>
+              <w:t>3.0</w:t>
+            </w:r>
+          </w:p>
+        </w:tc>
+      </w:tr>
+      <w:tr>
+        <w:tc>
+          <w:tcPr>
+            <w:tcW w:type="dxa" w:w="4703"/>
+          </w:tcPr>
+          <w:p>
+            <w:r>
+              <w:rPr>
+                <w:b/>
+                <w:color w:val="0F172A"/>
+                <w:sz w:val="20"/>
+              </w:rPr>
+              <w:t>Date</w:t>
+            </w:r>
+          </w:p>
+        </w:tc>
+        <w:tc>
+          <w:tcPr>
+            <w:tcW w:type="dxa" w:w="4703"/>
+          </w:tcPr>
+          <w:p>
+            <w:r>
+              <w:rPr>
+                <w:color w:val="64748B"/>
+                <w:sz w:val="20"/>
+              </w:rPr>
+              <w:t>26/03/2026</w:t>
+            </w:r>
+          </w:p>
+        </w:tc>
+      </w:tr>
+      <w:tr>
+        <w:tc>
+          <w:tcPr>
+            <w:tcW w:type="dxa" w:w="4703"/>
+          </w:tcPr>
+          <w:p>
+            <w:r>
+              <w:rPr>
+                <w:b/>
+                <w:color w:val="0F172A"/>
+                <w:sz w:val="20"/>
+              </w:rPr>
+              <w:t>Auteur</w:t>
+            </w:r>
+          </w:p>
+        </w:tc>
+        <w:tc>
+          <w:tcPr>
+            <w:tcW w:type="dxa" w:w="4703"/>
+          </w:tcPr>
+          <w:p>
+            <w:r>
+              <w:rPr>
+                <w:color w:val="64748B"/>
+                <w:sz w:val="20"/>
+              </w:rPr>
+              <w:t>Barra Martial Aristide</w:t>
+            </w:r>
+          </w:p>
+        </w:tc>
+      </w:tr>
+      <w:tr>
+        <w:tc>
+          <w:tcPr>
+            <w:tcW w:type="dxa" w:w="4703"/>
+          </w:tcPr>
+          <w:p>
+            <w:r>
+              <w:rPr>
+                <w:b/>
+                <w:color w:val="0F172A"/>
+                <w:sz w:val="20"/>
+              </w:rPr>
+              <w:t>Organisation</w:t>
+            </w:r>
+          </w:p>
+        </w:tc>
+        <w:tc>
+          <w:tcPr>
+            <w:tcW w:type="dxa" w:w="4703"/>
+          </w:tcPr>
+          <w:p>
+            <w:r>
+              <w:rPr>
+                <w:color w:val="64748B"/>
+                <w:sz w:val="20"/>
+              </w:rPr>
+              <w:t>African AI Solutions</w:t>
+            </w:r>
+          </w:p>
+        </w:tc>
+      </w:tr>
+      <w:tr>
+        <w:tc>
+          <w:tcPr>
+            <w:tcW w:type="dxa" w:w="4703"/>
+          </w:tcPr>
+          <w:p>
+            <w:r>
+              <w:rPr>
+                <w:b/>
+                <w:color w:val="0F172A"/>
+                <w:sz w:val="20"/>
+              </w:rPr>
+              <w:t>Classification</w:t>
+            </w:r>
+          </w:p>
+        </w:tc>
+        <w:tc>
+          <w:tcPr>
+            <w:tcW w:type="dxa" w:w="4703"/>
+          </w:tcPr>
+          <w:p>
+            <w:r>
+              <w:rPr>
+                <w:color w:val="64748B"/>
+                <w:sz w:val="20"/>
+              </w:rPr>
+              <w:t>Confidentiel</w:t>
+            </w:r>
+          </w:p>
+        </w:tc>
+      </w:tr>
+    </w:tbl>
+    <w:p>
+      <w:r>
+        <w:br w:type="page"/>
+      </w:r>
+    </w:p>
+    <w:p>
+      <w:pPr>
+        <w:sectPr>
+          <w:pgSz w:w="12240" w:h="15840"/>
+          <w:pgMar w:top="0" w:right="1417" w:bottom="1440" w:left="1417" w:header="720" w:footer="720" w:gutter="0"/>
+          <w:cols w:space="720"/>
+          <w:docGrid w:linePitch="360"/>
+        </w:sectPr>
+      </w:pPr>
+    </w:p>
+    <w:p>
+      <w:pPr>
+        <w:pStyle w:val="Heading1"/>
+      </w:pPr>
+      <w:r>
+        <w:rPr>
+          <w:color w:val="10B981"/>
+        </w:rPr>
+        <w:t>Table des Matieres</w:t>
+      </w:r>
+    </w:p>
+    <w:p>
+      <w:pPr>
+        <w:spacing w:after="80"/>
+      </w:pPr>
+      <w:r>
+        <w:rPr>
+          <w:b/>
+          <w:color w:val="0F172A"/>
+          <w:sz w:val="24"/>
+        </w:rPr>
+        <w:t>1.  Introduction</w:t>
+      </w:r>
+    </w:p>
+    <w:p>
+      <w:pPr>
+        <w:spacing w:after="80"/>
+      </w:pPr>
+      <w:r>
+        <w:rPr>
+          <w:b/>
+          <w:color w:val="0F172A"/>
+          <w:sz w:val="24"/>
+        </w:rPr>
+        <w:t>2.  Premiers Pas</w:t>
+      </w:r>
+    </w:p>
+    <w:p>
+      <w:pPr>
+        <w:spacing w:after="80"/>
+      </w:pPr>
+      <w:r>
+        <w:rPr>
+          <w:color w:val="64748B"/>
+          <w:sz w:val="24"/>
+        </w:rPr>
+        <w:t xml:space="preserve">    2.1 Connexion</w:t>
+      </w:r>
+    </w:p>
+    <w:p>
+      <w:pPr>
+        <w:spacing w:after="80"/>
+      </w:pPr>
+      <w:r>
+        <w:rPr>
+          <w:color w:val="64748B"/>
+          <w:sz w:val="24"/>
+        </w:rPr>
+        <w:t xml:space="preserve">    2.2 Changer de Langue</w:t>
+      </w:r>
+    </w:p>
+    <w:p>
+      <w:pPr>
+        <w:spacing w:after="80"/>
+      </w:pPr>
+      <w:r>
+        <w:rPr>
+          <w:b/>
+          <w:color w:val="0F172A"/>
+          <w:sz w:val="24"/>
+        </w:rPr>
+        <w:t>3.  Tableau de Bord</w:t>
+      </w:r>
+    </w:p>
+    <w:p>
+      <w:pPr>
+        <w:spacing w:after="80"/>
+      </w:pPr>
+      <w:r>
+        <w:rPr>
+          <w:b/>
+          <w:color w:val="0F172A"/>
+          <w:sz w:val="24"/>
+        </w:rPr>
+        <w:t>4.  Camera IA</w:t>
+      </w:r>
+    </w:p>
+    <w:p>
+      <w:pPr>
+        <w:spacing w:after="80"/>
+      </w:pPr>
+      <w:r>
+        <w:rPr>
+          <w:b/>
+          <w:color w:val="0F172A"/>
+          <w:sz w:val="24"/>
+        </w:rPr>
+        <w:t>5.  AGRI GENIUS</w:t>
+      </w:r>
+    </w:p>
+    <w:p>
+      <w:pPr>
+        <w:spacing w:after="80"/>
+      </w:pPr>
+      <w:r>
+        <w:rPr>
+          <w:b/>
+          <w:color w:val="0F172A"/>
+          <w:sz w:val="24"/>
+        </w:rPr>
+        <w:t>6.  Carte Agricole</w:t>
+      </w:r>
+    </w:p>
+    <w:p>
+      <w:pPr>
+        <w:spacing w:after="80"/>
+      </w:pPr>
+      <w:r>
+        <w:rPr>
+          <w:b/>
+          <w:color w:val="0F172A"/>
+          <w:sz w:val="24"/>
+        </w:rPr>
+        <w:t>7.  Gestion des Parcelles</w:t>
+      </w:r>
+    </w:p>
+    <w:p>
+      <w:pPr>
+        <w:spacing w:after="80"/>
+      </w:pPr>
+      <w:r>
+        <w:rPr>
+          <w:b/>
+          <w:color w:val="0F172A"/>
+          <w:sz w:val="24"/>
+        </w:rPr>
+        <w:t>8.  Drones et Robots</w:t>
+      </w:r>
+    </w:p>
+    <w:p>
+      <w:pPr>
+        <w:spacing w:after="80"/>
+      </w:pPr>
+      <w:r>
+        <w:rPr>
+          <w:b/>
+          <w:color w:val="0F172A"/>
+          <w:sz w:val="24"/>
+        </w:rPr>
+        <w:t>9.  Personnalisation</w:t>
+      </w:r>
+    </w:p>
+    <w:p>
+      <w:pPr>
+        <w:spacing w:after="80"/>
+      </w:pPr>
+      <w:r>
+        <w:rPr>
+          <w:b/>
+          <w:color w:val="0F172A"/>
+          <w:sz w:val="24"/>
+        </w:rPr>
+        <w:t>10.  Marketplace</w:t>
       </w:r>
     </w:p>
     <w:p>
@@ -68,7 +469,7 @@
     </w:p>
     <w:p>
       <w:r>
-        <w:t>Bienvenue sur AGRICAM IA, votre plateforme d'agriculture de precision. Ce guide vous accompagne dans l'utilisation de toutes les fonctionnalites disponibles.</w:t>
+        <w:t>Bienvenue sur AGRICAM IA, votre plateforme d'agriculture de precision. Ce guide vous accompagne dans l'utilisation de toutes les fonctionnalites disponibles pour optimiser votre exploitation agricole.</w:t>
       </w:r>
     </w:p>
     <w:p>
@@ -88,7 +489,7 @@
       </w:pPr>
       <w:r>
         <w:rPr>
-          <w:color w:val="10B981"/>
+          <w:color w:val="0F172A"/>
         </w:rPr>
         <w:t>2.1 Connexion</w:t>
       </w:r>
@@ -101,7 +502,7 @@
         <w:br/>
         <w:t>3. Cliquez sur 'Se connecter'</w:t>
         <w:br/>
-        <w:t>4. Vous serez redirige vers votre tableau de bord personnalise</w:t>
+        <w:t>4. Vous serez redirige vers votre tableau de bord personnalise selon votre role</w:t>
       </w:r>
     </w:p>
     <w:p>
@@ -110,7 +511,7 @@
       </w:pPr>
       <w:r>
         <w:rPr>
-          <w:color w:val="10B981"/>
+          <w:color w:val="0F172A"/>
         </w:rPr>
         <w:t>2.2 Changer de Langue</w:t>
       </w:r>
@@ -124,6 +525,8 @@
         <w:t>3. L'interface se met a jour instantanement</w:t>
         <w:br/>
         <w:t>4. Pour l'arabe, le layout passe automatiquement en droite-a-gauche (RTL)</w:t>
+        <w:br/>
+        <w:t>5. Votre preference de langue est sauvegardee automatiquement</w:t>
       </w:r>
     </w:p>
     <w:p>
@@ -141,13 +544,15 @@
       <w:r>
         <w:t>Votre tableau de bord affiche un resume de vos activites agricoles:</w:t>
         <w:br/>
-        <w:t>- Parcelles actives et leur etat</w:t>
+        <w:t>- Parcelles actives et leur etat de sante</w:t>
         <w:br/>
-        <w:t>- Conditions meteorologiques actuelles</w:t>
+        <w:t>- Conditions meteorologiques actuelles et previsions</w:t>
         <w:br/>
         <w:t>- Alertes recentes (irrigation, maladies, meteo)</w:t>
         <w:br/>
-        <w:t>- Statistiques de rendement</w:t>
+        <w:t>- Statistiques de rendement et tendances</w:t>
+        <w:br/>
+        <w:t>- Acces rapide aux outils les plus utilises</w:t>
       </w:r>
     </w:p>
     <w:p>
@@ -167,7 +572,7 @@
       </w:pPr>
       <w:r>
         <w:rPr>
-          <w:color w:val="10B981"/>
+          <w:color w:val="0F172A"/>
         </w:rPr>
         <w:t>4.1 Demarrer la Camera</w:t>
       </w:r>
@@ -180,7 +585,7 @@
         <w:br/>
         <w:t>3. La camera se demarre automatiquement</w:t>
         <w:br/>
-        <w:t>4. Si vous avez plusieurs cameras, utilisez le selecteur en haut a droite</w:t>
+        <w:t>4. Si vous avez plusieurs cameras (dont externes), utilisez le selecteur</w:t>
       </w:r>
     </w:p>
     <w:p>
@@ -189,7 +594,7 @@
       </w:pPr>
       <w:r>
         <w:rPr>
-          <w:color w:val="10B981"/>
+          <w:color w:val="0F172A"/>
         </w:rPr>
         <w:t>4.2 Analyser une Culture</w:t>
       </w:r>
@@ -198,11 +603,11 @@
       <w:r>
         <w:t>1. Pointez la camera vers la plante a analyser</w:t>
         <w:br/>
-        <w:t>2. Selectionnez le mode d'analyse (General, Maladies, Nutrition, Hydratation, Croissance)</w:t>
+        <w:t>2. Selectionnez le mode: General, Maladies, Nutrition, Hydratation ou Croissance</w:t>
         <w:br/>
-        <w:t>3. Appuyez sur le bouton central vert pour capturer et analyser</w:t>
+        <w:t>3. Appuyez sur le bouton central pour capturer et analyser</w:t>
         <w:br/>
-        <w:t>4. Le resultat s'affiche avec: etat de sante, confiance, detections et recommandations</w:t>
+        <w:t>4. Le resultat affiche: etat de sante, confiance, detections et recommandations</w:t>
         <w:br/>
         <w:t>5. Vous pouvez aussi importer une photo depuis votre galerie</w:t>
       </w:r>
@@ -233,6 +638,8 @@
         <w:t xml:space="preserve">   - 'Quel est le meilleur moment pour semer le mais au Cameroun?'</w:t>
         <w:br/>
         <w:t xml:space="preserve">   - 'Comment ameliorer la fertilite de mon sol?'</w:t>
+        <w:br/>
+        <w:t xml:space="preserve">   - 'Quelles cultures sont adaptees a mon climat?'</w:t>
       </w:r>
     </w:p>
     <w:p>
@@ -252,11 +659,11 @@
         <w:br/>
         <w:t>2. La carte affiche les fournisseurs autour de vous</w:t>
         <w:br/>
-        <w:t>3. Filtrez par categorie (semences, engrais, equipement)</w:t>
+        <w:t>3. Filtrez par categorie (semences, engrais, equipement, phytosanitaires)</w:t>
         <w:br/>
-        <w:t>4. Filtrez par culture (mais, cacao, cafe, etc.)</w:t>
+        <w:t>4. Filtrez par culture specifique (mais, cacao, cafe, etc.)</w:t>
         <w:br/>
-        <w:t>5. Cliquez sur un marqueur pour voir les details</w:t>
+        <w:t>5. Cliquez sur un marqueur pour voir les details du fournisseur</w:t>
         <w:br/>
         <w:t>6. Utilisez les boutons WhatsApp, Appeler ou Itineraire</w:t>
       </w:r>
@@ -274,13 +681,15 @@
     </w:p>
     <w:p>
       <w:r>
-        <w:t>1. Ajoutez vos parcelles avec leurs coordonnees</w:t>
+        <w:t>1. Ajoutez vos parcelles avec leurs coordonnees GPS</w:t>
         <w:br/>
-        <w:t>2. Associez des capteurs IoT a chaque parcelle</w:t>
+        <w:t>2. Definissez le type de culture et le sol</w:t>
         <w:br/>
-        <w:t>3. Suivez la sante de vos cultures en temps reel</w:t>
+        <w:t>3. Associez des capteurs IoT a chaque parcelle</w:t>
         <w:br/>
-        <w:t>4. Recevez des alertes automatiques</w:t>
+        <w:t>4. Suivez la sante de vos cultures en temps reel via NDVI</w:t>
+        <w:br/>
+        <w:t>5. Recevez des alertes automatiques en cas de probleme</w:t>
       </w:r>
     </w:p>
     <w:p>
@@ -298,20 +707,24 @@
       <w:r>
         <w:t>Drones:</w:t>
         <w:br/>
-        <w:t>- Planifiez des missions de survol</w:t>
+        <w:t>- Planifiez des missions de survol automatisees</w:t>
         <w:br/>
-        <w:t>- Capturez des images aeriens</w:t>
+        <w:t>- Capturez des images aeriennes multispectrales</w:t>
         <w:br/>
-        <w:t>- Analysez les donnees NDVI</w:t>
+        <w:t>- Analysez les donnees NDVI pour chaque parcelle</w:t>
+        <w:br/>
+        <w:t>- Suivez la telemetrie en temps reel</w:t>
         <w:br/>
         <w:br/>
         <w:t>Robots:</w:t>
         <w:br/>
         <w:t>- Controlez en mode manuel ou autonome</w:t>
         <w:br/>
-        <w:t>- Programmez des taches (deshierbage, pulverisation)</w:t>
+        <w:t>- Programmez des taches (desherbage, pulverisation, patrouille)</w:t>
         <w:br/>
-        <w:t>- Suivez la telemetrie en temps reel</w:t>
+        <w:t>- Visualisez la reconstruction 3D LIDAR</w:t>
+        <w:br/>
+        <w:t>- Suivez l'autonomie et la position en temps reel</w:t>
       </w:r>
     </w:p>
     <w:p>
@@ -329,7 +742,7 @@
       <w:r>
         <w:t>Allez dans Parametres pour:</w:t>
         <w:br/>
-        <w:t>- Changer votre theme (10 palettes de couleurs)</w:t>
+        <w:t>- Changer votre theme parmi 10+ palettes de couleurs (personnel, n'affecte que votre interface)</w:t>
         <w:br/>
         <w:t>- Uploader votre photo de profil</w:t>
         <w:br/>
@@ -337,7 +750,7 @@
         <w:br/>
         <w:t>- Configurer vos preferences de notifications</w:t>
         <w:br/>
-        <w:t>- Choisir votre langue preferee</w:t>
+        <w:t>- Choisir votre langue preferee parmi 21 langues</w:t>
       </w:r>
     </w:p>
     <w:p>
@@ -353,18 +766,20 @@
     </w:p>
     <w:p>
       <w:r>
-        <w:t>- Parcourez les produits agricoles</w:t>
+        <w:t>- Parcourez les produits agricoles classes par categorie</w:t>
         <w:br/>
-        <w:t>- Filtrez par categorie (semences, engrais, equipement, phytosanitaires)</w:t>
+        <w:t>- Recherchez par nom, categorie ou fournisseur</w:t>
         <w:br/>
-        <w:t>- Contactez les vendeurs</w:t>
+        <w:t>- Consultez les details et photos des produits</w:t>
         <w:br/>
-        <w:t>- Passez des commandes securisees</w:t>
+        <w:t>- Contactez les vendeurs directement</w:t>
+        <w:br/>
+        <w:t>- Passez des commandes securisees avec paiement Mobile Money</w:t>
       </w:r>
     </w:p>
     <w:sectPr>
       <w:pgSz w:w="12240" w:h="15840"/>
-      <w:pgMar w:top="1440" w:right="1800" w:bottom="1440" w:left="1800" w:header="720" w:footer="720" w:gutter="0"/>
+      <w:pgMar w:top="1417" w:right="1417" w:bottom="1440" w:left="1417" w:header="720" w:footer="720" w:gutter="0"/>
       <w:cols w:space="720"/>
       <w:docGrid w:linePitch="360"/>
     </w:sectPr>
@@ -735,6 +1150,9 @@
     <w:name w:val="Normal"/>
     <w:qFormat/>
     <w:rsid w:val="00FC693F"/>
+    <w:pPr>
+      <w:spacing w:after="120" w:line="276" w:lineRule="auto"/>
+    </w:pPr>
     <w:rPr>
       <w:rFonts w:ascii="Calibri" w:hAnsi="Calibri"/>
       <w:color w:val="333333"/>
